--- a/真题考点/天津/家长版/天津中考数学_给家长的备考说明_2022-2026.docx
+++ b/真题考点/天津/家长版/天津中考数学_给家长的备考说明_2022-2026.docx
@@ -4,1699 +4,522 @@
   <w:body>
     <w:p>
       <w:pPr>
-        <w:spacing w:before="120" w:after="40"/>
-        <w:jc w:val="center"/>
+        <w:pStyle w:val="Title"/>
       </w:pPr>
       <w:r>
-        <w:rPr>
-          <w:rFonts w:ascii="Times New Roman" w:hAnsi="Times New Roman" w:eastAsia="黑体"/>
-          <w:b/>
-          <w:color w:val="1F3A5F"/>
-          <w:sz w:val="38"/>
-        </w:rPr>
-        <w:t>天津中考数学 · 给家长的备考说明</w:t>
+        <w:t>天津中考数学给家长的备考说明</w:t>
+      </w:r>
+    </w:p>
+    <w:p>
+      <w:r>
+        <w:t>2022至2026年资料核验修订  2026年10月21日</w:t>
+      </w:r>
+    </w:p>
+    <w:p>
+      <w:r>
+        <w:t>这份说明保留基础练习建议。原资料中的五年频次、固定题号和“必拿分”结论缺少完整逐题证据，已撤回。请根据孩子实际错题安排学习，不把旧统计当作考试预测或得分保证。</w:t>
       </w:r>
     </w:p>
     <w:p>
       <w:pPr>
-        <w:jc w:val="center"/>
+        <w:pStyle w:val="Heading1"/>
       </w:pPr>
       <w:r>
-        <w:rPr>
-          <w:rFonts w:ascii="Times New Roman" w:hAnsi="Times New Roman" w:eastAsia="宋体"/>
-          <w:b w:val="0"/>
-          <w:color w:val="595959"/>
-          <w:sz w:val="23"/>
-        </w:rPr>
-        <w:t>依据 2022—2026 五年真题梳理，告诉您孩子该把劲往哪使</w:t>
+        <w:t>一 先确认考试信息</w:t>
       </w:r>
     </w:p>
     <w:p>
       <w:r>
-        <w:rPr>
-          <w:rFonts w:ascii="Times New Roman" w:hAnsi="Times New Roman" w:eastAsia="宋体"/>
-          <w:b w:val="0"/>
-          <w:sz w:val="23"/>
-        </w:rPr>
-        <w:t>这份说明不堆题目、也不用专业术语，只把五年天津中考数学里最稳定的规律讲清楚：孩子要面对一张什么样的卷子、哪些分一定要拿到、哪些题可以量力而行、补习先从哪里入手最提分。您看完心里就有数了。</w:t>
+        <w:t>考试时长、题量、分值和多选题计分规则，请核对对应年份的正式试卷或考试说明。正在核验的旧记录不能替代这些信息。</w:t>
       </w:r>
     </w:p>
     <w:p>
       <w:pPr>
-        <w:shd w:val="clear" w:fill="DEEBF7"/>
-        <w:spacing w:before="240" w:after="100"/>
+        <w:pStyle w:val="Heading1"/>
       </w:pPr>
       <w:r>
-        <w:rPr>
-          <w:rFonts w:ascii="Times New Roman" w:hAnsi="Times New Roman" w:eastAsia="黑体"/>
-          <w:b/>
-          <w:color w:val="1F3A5F"/>
-          <w:sz w:val="27"/>
-        </w:rPr>
-        <w:t>一、先看懂孩子要面对的这张卷子</w:t>
-      </w:r>
-    </w:p>
-    <w:p>
-      <w:r>
-        <w:rPr>
-          <w:rFonts w:ascii="Times New Roman" w:hAnsi="Times New Roman" w:eastAsia="宋体"/>
-          <w:b w:val="0"/>
-          <w:sz w:val="23"/>
-        </w:rPr>
-        <w:t xml:space="preserve">数学满分 </w:t>
-      </w:r>
-      <w:r>
-        <w:rPr>
-          <w:rFonts w:ascii="Times New Roman" w:hAnsi="Times New Roman" w:eastAsia="宋体"/>
-          <w:b/>
-          <w:sz w:val="23"/>
-        </w:rPr>
-        <w:t>120 分</w:t>
-      </w:r>
-      <w:r>
-        <w:rPr>
-          <w:rFonts w:ascii="Times New Roman" w:hAnsi="Times New Roman" w:eastAsia="宋体"/>
-          <w:b w:val="0"/>
-          <w:sz w:val="23"/>
-        </w:rPr>
-        <w:t xml:space="preserve">，考试时间 </w:t>
-      </w:r>
-      <w:r>
-        <w:rPr>
-          <w:rFonts w:ascii="Times New Roman" w:hAnsi="Times New Roman" w:eastAsia="宋体"/>
-          <w:b/>
-          <w:sz w:val="23"/>
-        </w:rPr>
-        <w:t>100 分钟</w:t>
-      </w:r>
-      <w:r>
-        <w:rPr>
-          <w:rFonts w:ascii="Times New Roman" w:hAnsi="Times New Roman" w:eastAsia="宋体"/>
-          <w:b w:val="0"/>
-          <w:sz w:val="23"/>
-        </w:rPr>
-        <w:t xml:space="preserve">，全卷一共 </w:t>
-      </w:r>
-      <w:r>
-        <w:rPr>
-          <w:rFonts w:ascii="Times New Roman" w:hAnsi="Times New Roman" w:eastAsia="宋体"/>
-          <w:b/>
-          <w:sz w:val="23"/>
-        </w:rPr>
-        <w:t>25 道题</w:t>
-      </w:r>
-      <w:r>
-        <w:rPr>
-          <w:rFonts w:ascii="Times New Roman" w:hAnsi="Times New Roman" w:eastAsia="宋体"/>
-          <w:b w:val="0"/>
-          <w:sz w:val="23"/>
-        </w:rPr>
-        <w:t>，分三种：</w:t>
+        <w:t>二 先练基础知识</w:t>
       </w:r>
     </w:p>
     <w:tbl>
       <w:tblPr>
-        <w:tblStyle w:val="TableGrid"/>
         <w:tblW w:type="auto" w:w="0"/>
+        <w:jc w:val="center"/>
+        <w:tblLayout w:type="fixed"/>
         <w:tblLook w:firstColumn="1" w:firstRow="1" w:lastColumn="0" w:lastRow="0" w:noHBand="0" w:noVBand="1" w:val="04A0"/>
+        <w:tblBorders>
+          <w:top w:val="single" w:sz="4" w:color="D9D9D9"/>
+          <w:left w:val="single" w:sz="4" w:color="D9D9D9"/>
+          <w:bottom w:val="single" w:sz="4" w:color="D9D9D9"/>
+          <w:right w:val="single" w:sz="4" w:color="D9D9D9"/>
+          <w:insideH w:val="single" w:sz="4" w:color="D9D9D9"/>
+          <w:insideV w:val="single" w:sz="4" w:color="D9D9D9"/>
+        </w:tblBorders>
       </w:tblPr>
       <w:tblGrid>
-        <w:gridCol w:w="2466"/>
-        <w:gridCol w:w="2466"/>
-        <w:gridCol w:w="2466"/>
-        <w:gridCol w:w="2466"/>
+        <w:gridCol w:w="2268"/>
+        <w:gridCol w:w="3969"/>
+        <w:gridCol w:w="3969"/>
       </w:tblGrid>
       <w:tr>
         <w:trPr>
-          <w:tblHeader w:val="true"/>
+          <w:tblHeader/>
+          <w:cantSplit/>
         </w:trPr>
         <w:tc>
           <w:tcPr>
-            <w:tcW w:type="dxa" w:w="2466"/>
-            <w:shd w:val="clear" w:fill="1F4E79"/>
+            <w:tcW w:type="dxa" w:w="2268"/>
+            <w:vAlign w:val="center"/>
+            <w:tcMar>
+              <w:top w:w="70" w:type="dxa"/>
+              <w:left w:w="70" w:type="dxa"/>
+              <w:bottom w:w="70" w:type="dxa"/>
+              <w:right w:w="70" w:type="dxa"/>
+            </w:tcMar>
+            <w:shd w:fill="E8EEF5"/>
           </w:tcPr>
           <w:p>
             <w:pPr>
-              <w:spacing w:after="20"/>
+              <w:spacing w:after="0" w:line="252" w:lineRule="auto"/>
             </w:pPr>
-            <w:r/>
             <w:r>
               <w:rPr>
-                <w:rFonts w:ascii="Times New Roman" w:hAnsi="Times New Roman" w:eastAsia="黑体"/>
                 <w:b/>
-                <w:color w:val="FFFFFF"/>
-                <w:sz w:val="21"/>
+                <w:sz w:val="19"/>
               </w:rPr>
-              <w:t>题型</w:t>
+              <w:t>学习内容</w:t>
             </w:r>
           </w:p>
         </w:tc>
         <w:tc>
           <w:tcPr>
-            <w:tcW w:type="dxa" w:w="2466"/>
-            <w:shd w:val="clear" w:fill="1F4E79"/>
+            <w:tcW w:type="dxa" w:w="3969"/>
+            <w:vAlign w:val="center"/>
+            <w:tcMar>
+              <w:top w:w="70" w:type="dxa"/>
+              <w:left w:w="70" w:type="dxa"/>
+              <w:bottom w:w="70" w:type="dxa"/>
+              <w:right w:w="70" w:type="dxa"/>
+            </w:tcMar>
+            <w:shd w:fill="E8EEF5"/>
           </w:tcPr>
           <w:p>
             <w:pPr>
-              <w:spacing w:after="20"/>
+              <w:spacing w:after="0" w:line="252" w:lineRule="auto"/>
             </w:pPr>
-            <w:r/>
             <w:r>
               <w:rPr>
-                <w:rFonts w:ascii="Times New Roman" w:hAnsi="Times New Roman" w:eastAsia="黑体"/>
                 <w:b/>
-                <w:color w:val="FFFFFF"/>
-                <w:sz w:val="21"/>
+                <w:sz w:val="19"/>
               </w:rPr>
-              <w:t>数量</w:t>
+              <w:t>练习重点</w:t>
             </w:r>
           </w:p>
         </w:tc>
         <w:tc>
           <w:tcPr>
-            <w:tcW w:type="dxa" w:w="2466"/>
-            <w:shd w:val="clear" w:fill="1F4E79"/>
+            <w:tcW w:type="dxa" w:w="3969"/>
+            <w:vAlign w:val="center"/>
+            <w:tcMar>
+              <w:top w:w="70" w:type="dxa"/>
+              <w:left w:w="70" w:type="dxa"/>
+              <w:bottom w:w="70" w:type="dxa"/>
+              <w:right w:w="70" w:type="dxa"/>
+            </w:tcMar>
+            <w:shd w:fill="E8EEF5"/>
           </w:tcPr>
           <w:p>
             <w:pPr>
-              <w:spacing w:after="20"/>
+              <w:spacing w:after="0" w:line="252" w:lineRule="auto"/>
             </w:pPr>
-            <w:r/>
             <w:r>
               <w:rPr>
-                <w:rFonts w:ascii="Times New Roman" w:hAnsi="Times New Roman" w:eastAsia="黑体"/>
                 <w:b/>
-                <w:color w:val="FFFFFF"/>
-                <w:sz w:val="21"/>
+                <w:sz w:val="19"/>
               </w:rPr>
-              <w:t>分值</w:t>
+              <w:t>家长可检查的表现</w:t>
+            </w:r>
+          </w:p>
+        </w:tc>
+      </w:tr>
+      <w:tr>
+        <w:trPr>
+          <w:cantSplit/>
+        </w:trPr>
+        <w:tc>
+          <w:tcPr>
+            <w:tcW w:type="dxa" w:w="2268"/>
+            <w:vAlign w:val="center"/>
+            <w:tcMar>
+              <w:top w:w="70" w:type="dxa"/>
+              <w:left w:w="70" w:type="dxa"/>
+              <w:bottom w:w="70" w:type="dxa"/>
+              <w:right w:w="70" w:type="dxa"/>
+            </w:tcMar>
+            <w:shd w:fill="FFFFFF"/>
+          </w:tcPr>
+          <w:p>
+            <w:pPr>
+              <w:spacing w:after="0" w:line="252" w:lineRule="auto"/>
+            </w:pPr>
+            <w:r>
+              <w:rPr>
+                <w:b w:val="0"/>
+                <w:sz w:val="19"/>
+              </w:rPr>
+              <w:t>有理数 整式 分式</w:t>
             </w:r>
           </w:p>
         </w:tc>
         <w:tc>
           <w:tcPr>
-            <w:tcW w:type="dxa" w:w="2466"/>
-            <w:shd w:val="clear" w:fill="1F4E79"/>
+            <w:tcW w:type="dxa" w:w="3969"/>
+            <w:vAlign w:val="center"/>
+            <w:tcMar>
+              <w:top w:w="70" w:type="dxa"/>
+              <w:left w:w="70" w:type="dxa"/>
+              <w:bottom w:w="70" w:type="dxa"/>
+              <w:right w:w="70" w:type="dxa"/>
+            </w:tcMar>
+            <w:shd w:fill="FFFFFF"/>
           </w:tcPr>
           <w:p>
             <w:pPr>
-              <w:spacing w:after="20"/>
+              <w:spacing w:after="0" w:line="252" w:lineRule="auto"/>
             </w:pPr>
-            <w:r/>
             <w:r>
               <w:rPr>
-                <w:rFonts w:ascii="Times New Roman" w:hAnsi="Times New Roman" w:eastAsia="黑体"/>
-                <w:b/>
-                <w:color w:val="FFFFFF"/>
-                <w:sz w:val="21"/>
+                <w:b w:val="0"/>
+                <w:sz w:val="19"/>
               </w:rPr>
-              <w:t>通俗解释</w:t>
+              <w:t>计算与化简</w:t>
+            </w:r>
+          </w:p>
+        </w:tc>
+        <w:tc>
+          <w:tcPr>
+            <w:tcW w:type="dxa" w:w="3969"/>
+            <w:vAlign w:val="center"/>
+            <w:tcMar>
+              <w:top w:w="70" w:type="dxa"/>
+              <w:left w:w="70" w:type="dxa"/>
+              <w:bottom w:w="70" w:type="dxa"/>
+              <w:right w:w="70" w:type="dxa"/>
+            </w:tcMar>
+            <w:shd w:fill="FFFFFF"/>
+          </w:tcPr>
+          <w:p>
+            <w:pPr>
+              <w:spacing w:after="0" w:line="252" w:lineRule="auto"/>
+            </w:pPr>
+            <w:r>
+              <w:rPr>
+                <w:b w:val="0"/>
+                <w:sz w:val="19"/>
+              </w:rPr>
+              <w:t>检查符号、运算顺序和分母限制</w:t>
             </w:r>
           </w:p>
         </w:tc>
       </w:tr>
       <w:tr>
+        <w:trPr>
+          <w:cantSplit/>
+        </w:trPr>
         <w:tc>
           <w:tcPr>
-            <w:tcW w:type="dxa" w:w="2466"/>
+            <w:tcW w:type="dxa" w:w="2268"/>
+            <w:vAlign w:val="center"/>
+            <w:tcMar>
+              <w:top w:w="70" w:type="dxa"/>
+              <w:left w:w="70" w:type="dxa"/>
+              <w:bottom w:w="70" w:type="dxa"/>
+              <w:right w:w="70" w:type="dxa"/>
+            </w:tcMar>
+            <w:shd w:fill="F7F8FA"/>
           </w:tcPr>
           <w:p>
             <w:pPr>
-              <w:spacing w:after="20"/>
+              <w:spacing w:after="0" w:line="252" w:lineRule="auto"/>
             </w:pPr>
             <w:r>
               <w:rPr>
-                <w:rFonts w:ascii="Times New Roman" w:hAnsi="Times New Roman" w:eastAsia="宋体"/>
                 <w:b w:val="0"/>
-                <w:sz w:val="21"/>
+                <w:sz w:val="19"/>
               </w:rPr>
-              <w:t>选择题</w:t>
+              <w:t>方程 不等式 函数</w:t>
             </w:r>
           </w:p>
         </w:tc>
         <w:tc>
           <w:tcPr>
-            <w:tcW w:type="dxa" w:w="2466"/>
+            <w:tcW w:type="dxa" w:w="3969"/>
+            <w:vAlign w:val="center"/>
+            <w:tcMar>
+              <w:top w:w="70" w:type="dxa"/>
+              <w:left w:w="70" w:type="dxa"/>
+              <w:bottom w:w="70" w:type="dxa"/>
+              <w:right w:w="70" w:type="dxa"/>
+            </w:tcMar>
+            <w:shd w:fill="F7F8FA"/>
           </w:tcPr>
           <w:p>
             <w:pPr>
-              <w:spacing w:after="20"/>
+              <w:spacing w:after="0" w:line="252" w:lineRule="auto"/>
             </w:pPr>
             <w:r>
               <w:rPr>
-                <w:rFonts w:ascii="Times New Roman" w:hAnsi="Times New Roman" w:eastAsia="宋体"/>
                 <w:b w:val="0"/>
-                <w:sz w:val="21"/>
+                <w:sz w:val="19"/>
               </w:rPr>
-              <w:t>12 道</w:t>
+              <w:t>列关系式与读图</w:t>
             </w:r>
           </w:p>
         </w:tc>
         <w:tc>
           <w:tcPr>
-            <w:tcW w:type="dxa" w:w="2466"/>
+            <w:tcW w:type="dxa" w:w="3969"/>
+            <w:vAlign w:val="center"/>
+            <w:tcMar>
+              <w:top w:w="70" w:type="dxa"/>
+              <w:left w:w="70" w:type="dxa"/>
+              <w:bottom w:w="70" w:type="dxa"/>
+              <w:right w:w="70" w:type="dxa"/>
+            </w:tcMar>
+            <w:shd w:fill="F7F8FA"/>
           </w:tcPr>
           <w:p>
             <w:pPr>
-              <w:spacing w:after="20"/>
+              <w:spacing w:after="0" w:line="252" w:lineRule="auto"/>
             </w:pPr>
             <w:r>
               <w:rPr>
-                <w:rFonts w:ascii="Times New Roman" w:hAnsi="Times New Roman" w:eastAsia="宋体"/>
                 <w:b w:val="0"/>
-                <w:sz w:val="21"/>
+                <w:sz w:val="19"/>
               </w:rPr>
-              <w:t>每题 3 分，共 36 分</w:t>
+              <w:t>说清每一步变形依据，检验结果</w:t>
+            </w:r>
+          </w:p>
+        </w:tc>
+      </w:tr>
+      <w:tr>
+        <w:trPr>
+          <w:cantSplit/>
+        </w:trPr>
+        <w:tc>
+          <w:tcPr>
+            <w:tcW w:type="dxa" w:w="2268"/>
+            <w:vAlign w:val="center"/>
+            <w:tcMar>
+              <w:top w:w="70" w:type="dxa"/>
+              <w:left w:w="70" w:type="dxa"/>
+              <w:bottom w:w="70" w:type="dxa"/>
+              <w:right w:w="70" w:type="dxa"/>
+            </w:tcMar>
+            <w:shd w:fill="FFFFFF"/>
+          </w:tcPr>
+          <w:p>
+            <w:pPr>
+              <w:spacing w:after="0" w:line="252" w:lineRule="auto"/>
+            </w:pPr>
+            <w:r>
+              <w:rPr>
+                <w:b w:val="0"/>
+                <w:sz w:val="19"/>
+              </w:rPr>
+              <w:t>几何与三角函数</w:t>
             </w:r>
           </w:p>
         </w:tc>
         <w:tc>
           <w:tcPr>
-            <w:tcW w:type="dxa" w:w="2466"/>
+            <w:tcW w:type="dxa" w:w="3969"/>
+            <w:vAlign w:val="center"/>
+            <w:tcMar>
+              <w:top w:w="70" w:type="dxa"/>
+              <w:left w:w="70" w:type="dxa"/>
+              <w:bottom w:w="70" w:type="dxa"/>
+              <w:right w:w="70" w:type="dxa"/>
+            </w:tcMar>
+            <w:shd w:fill="FFFFFF"/>
           </w:tcPr>
           <w:p>
             <w:pPr>
-              <w:spacing w:after="20"/>
+              <w:spacing w:after="0" w:line="252" w:lineRule="auto"/>
             </w:pPr>
             <w:r>
               <w:rPr>
-                <w:rFonts w:ascii="Times New Roman" w:hAnsi="Times New Roman" w:eastAsia="宋体"/>
                 <w:b w:val="0"/>
-                <w:sz w:val="21"/>
+                <w:sz w:val="19"/>
               </w:rPr>
-              <w:t>四选一，不用写过程</w:t>
+              <w:t>识别条件、画辅助线</w:t>
+            </w:r>
+          </w:p>
+        </w:tc>
+        <w:tc>
+          <w:tcPr>
+            <w:tcW w:type="dxa" w:w="3969"/>
+            <w:vAlign w:val="center"/>
+            <w:tcMar>
+              <w:top w:w="70" w:type="dxa"/>
+              <w:left w:w="70" w:type="dxa"/>
+              <w:bottom w:w="70" w:type="dxa"/>
+              <w:right w:w="70" w:type="dxa"/>
+            </w:tcMar>
+            <w:shd w:fill="FFFFFF"/>
+          </w:tcPr>
+          <w:p>
+            <w:pPr>
+              <w:spacing w:after="0" w:line="252" w:lineRule="auto"/>
+            </w:pPr>
+            <w:r>
+              <w:rPr>
+                <w:b w:val="0"/>
+                <w:sz w:val="19"/>
+              </w:rPr>
+              <w:t>说明全等、相似或勾股定理的适用条件</w:t>
             </w:r>
           </w:p>
         </w:tc>
       </w:tr>
       <w:tr>
+        <w:trPr>
+          <w:cantSplit/>
+        </w:trPr>
         <w:tc>
           <w:tcPr>
-            <w:tcW w:type="dxa" w:w="2466"/>
+            <w:tcW w:type="dxa" w:w="2268"/>
+            <w:vAlign w:val="center"/>
+            <w:tcMar>
+              <w:top w:w="70" w:type="dxa"/>
+              <w:left w:w="70" w:type="dxa"/>
+              <w:bottom w:w="70" w:type="dxa"/>
+              <w:right w:w="70" w:type="dxa"/>
+            </w:tcMar>
+            <w:shd w:fill="F7F8FA"/>
           </w:tcPr>
           <w:p>
             <w:pPr>
-              <w:spacing w:after="20"/>
+              <w:spacing w:after="0" w:line="252" w:lineRule="auto"/>
             </w:pPr>
             <w:r>
               <w:rPr>
-                <w:rFonts w:ascii="Times New Roman" w:hAnsi="Times New Roman" w:eastAsia="宋体"/>
                 <w:b w:val="0"/>
-                <w:sz w:val="21"/>
+                <w:sz w:val="19"/>
               </w:rPr>
-              <w:t>填空题</w:t>
+              <w:t>统计与概率</w:t>
             </w:r>
           </w:p>
         </w:tc>
         <w:tc>
           <w:tcPr>
-            <w:tcW w:type="dxa" w:w="2466"/>
+            <w:tcW w:type="dxa" w:w="3969"/>
+            <w:vAlign w:val="center"/>
+            <w:tcMar>
+              <w:top w:w="70" w:type="dxa"/>
+              <w:left w:w="70" w:type="dxa"/>
+              <w:bottom w:w="70" w:type="dxa"/>
+              <w:right w:w="70" w:type="dxa"/>
+            </w:tcMar>
+            <w:shd w:fill="F7F8FA"/>
           </w:tcPr>
           <w:p>
             <w:pPr>
-              <w:spacing w:after="20"/>
+              <w:spacing w:after="0" w:line="252" w:lineRule="auto"/>
             </w:pPr>
             <w:r>
               <w:rPr>
-                <w:rFonts w:ascii="Times New Roman" w:hAnsi="Times New Roman" w:eastAsia="宋体"/>
                 <w:b w:val="0"/>
-                <w:sz w:val="21"/>
+                <w:sz w:val="19"/>
               </w:rPr>
-              <w:t>6 道</w:t>
+              <w:t>读表、算统计量或概率</w:t>
             </w:r>
           </w:p>
         </w:tc>
         <w:tc>
           <w:tcPr>
-            <w:tcW w:type="dxa" w:w="2466"/>
+            <w:tcW w:type="dxa" w:w="3969"/>
+            <w:vAlign w:val="center"/>
+            <w:tcMar>
+              <w:top w:w="70" w:type="dxa"/>
+              <w:left w:w="70" w:type="dxa"/>
+              <w:bottom w:w="70" w:type="dxa"/>
+              <w:right w:w="70" w:type="dxa"/>
+            </w:tcMar>
+            <w:shd w:fill="F7F8FA"/>
           </w:tcPr>
           <w:p>
             <w:pPr>
-              <w:spacing w:after="20"/>
+              <w:spacing w:after="0" w:line="252" w:lineRule="auto"/>
             </w:pPr>
             <w:r>
               <w:rPr>
-                <w:rFonts w:ascii="Times New Roman" w:hAnsi="Times New Roman" w:eastAsia="宋体"/>
                 <w:b w:val="0"/>
-                <w:sz w:val="21"/>
+                <w:sz w:val="19"/>
               </w:rPr>
-              <w:t>每题 3 分，共 18 分</w:t>
-            </w:r>
-          </w:p>
-        </w:tc>
-        <w:tc>
-          <w:tcPr>
-            <w:tcW w:type="dxa" w:w="2466"/>
-          </w:tcPr>
-          <w:p>
-            <w:pPr>
-              <w:spacing w:after="20"/>
-            </w:pPr>
-            <w:r>
-              <w:rPr>
-                <w:rFonts w:ascii="Times New Roman" w:hAnsi="Times New Roman" w:eastAsia="宋体"/>
-                <w:b w:val="0"/>
-                <w:sz w:val="21"/>
-              </w:rPr>
-              <w:t>只要填结果</w:t>
-            </w:r>
-          </w:p>
-        </w:tc>
-      </w:tr>
-      <w:tr>
-        <w:tc>
-          <w:tcPr>
-            <w:tcW w:type="dxa" w:w="2466"/>
-          </w:tcPr>
-          <w:p>
-            <w:pPr>
-              <w:spacing w:after="20"/>
-            </w:pPr>
-            <w:r>
-              <w:rPr>
-                <w:rFonts w:ascii="Times New Roman" w:hAnsi="Times New Roman" w:eastAsia="宋体"/>
-                <w:b w:val="0"/>
-                <w:sz w:val="21"/>
-              </w:rPr>
-              <w:t>解答题</w:t>
-            </w:r>
-          </w:p>
-        </w:tc>
-        <w:tc>
-          <w:tcPr>
-            <w:tcW w:type="dxa" w:w="2466"/>
-          </w:tcPr>
-          <w:p>
-            <w:pPr>
-              <w:spacing w:after="20"/>
-            </w:pPr>
-            <w:r>
-              <w:rPr>
-                <w:rFonts w:ascii="Times New Roman" w:hAnsi="Times New Roman" w:eastAsia="宋体"/>
-                <w:b w:val="0"/>
-                <w:sz w:val="21"/>
-              </w:rPr>
-              <w:t>7 道</w:t>
-            </w:r>
-          </w:p>
-        </w:tc>
-        <w:tc>
-          <w:tcPr>
-            <w:tcW w:type="dxa" w:w="2466"/>
-          </w:tcPr>
-          <w:p>
-            <w:pPr>
-              <w:spacing w:after="20"/>
-            </w:pPr>
-            <w:r>
-              <w:rPr>
-                <w:rFonts w:ascii="Times New Roman" w:hAnsi="Times New Roman" w:eastAsia="宋体"/>
-                <w:b w:val="0"/>
-                <w:sz w:val="21"/>
-              </w:rPr>
-              <w:t>共 66 分</w:t>
-            </w:r>
-          </w:p>
-        </w:tc>
-        <w:tc>
-          <w:tcPr>
-            <w:tcW w:type="dxa" w:w="2466"/>
-          </w:tcPr>
-          <w:p>
-            <w:pPr>
-              <w:spacing w:after="20"/>
-            </w:pPr>
-            <w:r>
-              <w:rPr>
-                <w:rFonts w:ascii="Times New Roman" w:hAnsi="Times New Roman" w:eastAsia="宋体"/>
-                <w:b w:val="0"/>
-                <w:sz w:val="21"/>
-              </w:rPr>
-              <w:t>要把解题过程一步步写清楚</w:t>
+              <w:t>核对总数、单位和分类是否完整</w:t>
             </w:r>
           </w:p>
         </w:tc>
       </w:tr>
     </w:tbl>
     <w:p>
+      <w:pPr>
+        <w:spacing w:after="40"/>
+      </w:pPr>
+    </w:p>
+    <w:p>
+      <w:pPr>
+        <w:pStyle w:val="Heading1"/>
+      </w:pPr>
       <w:r>
-        <w:rPr>
-          <w:rFonts w:ascii="Times New Roman" w:hAnsi="Times New Roman" w:eastAsia="宋体"/>
-          <w:b w:val="0"/>
-          <w:sz w:val="23"/>
-        </w:rPr>
-        <w:t>五年里，这张卷子的题型、题量，甚至每道题所在的位置都几乎没有变化，非常稳定。这对复习是好事——孩子练熟的套路，考试时大概率用得上。</w:t>
+        <w:t>三 综合题逐步练</w:t>
+      </w:r>
+    </w:p>
+    <w:p>
+      <w:r>
+        <w:t>圆的证明、图形折叠与平移、函数综合、动点与分类讨论，可以先练单一模型，再练多个条件的结合。不要根据旧图谱认定某题号每年固定考某个知识点。</w:t>
+      </w:r>
+    </w:p>
+    <w:p>
+      <w:r>
+        <w:t>先让孩子独立读题、说出条件，完成能解释依据的小问；遇到卡点，再回到对应基础知识。练习后检查中间步骤，不只看最后答案。</w:t>
       </w:r>
     </w:p>
     <w:p>
       <w:pPr>
-        <w:shd w:val="clear" w:fill="DEEBF7"/>
-        <w:spacing w:before="240" w:after="100"/>
+        <w:pStyle w:val="Heading1"/>
       </w:pPr>
       <w:r>
-        <w:rPr>
-          <w:rFonts w:ascii="Times New Roman" w:hAnsi="Times New Roman" w:eastAsia="黑体"/>
-          <w:b/>
-          <w:color w:val="1F3A5F"/>
-          <w:sz w:val="27"/>
-        </w:rPr>
-        <w:t>二、哪些分一定要拿到（基础盘，约 80 分）</w:t>
+        <w:t>四 历年规律仍待核实</w:t>
       </w:r>
     </w:p>
     <w:p>
       <w:r>
-        <w:rPr>
-          <w:rFonts w:ascii="Times New Roman" w:hAnsi="Times New Roman" w:eastAsia="宋体"/>
-          <w:b w:val="0"/>
-          <w:sz w:val="23"/>
-        </w:rPr>
-        <w:t>下面这些题年年都考、位置固定，而且大多是基础题和“套路题”，是孩子提分最稳的地方：</w:t>
+        <w:t>旧资料中，2022年第14题的具体算式由答案反推，第17题图形未完整提取，因此不能把相应考点视为已核实。旧“基础盘约80分”列项实际合计60分，也不应作为孩子的保证得分。</w:t>
       </w:r>
     </w:p>
-    <w:tbl>
-      <w:tblPr>
-        <w:tblStyle w:val="TableGrid"/>
-        <w:tblW w:type="auto" w:w="0"/>
-        <w:tblLook w:firstColumn="1" w:firstRow="1" w:lastColumn="0" w:lastRow="0" w:noHBand="0" w:noVBand="1" w:val="04A0"/>
-      </w:tblPr>
-      <w:tblGrid>
-        <w:gridCol w:w="2466"/>
-        <w:gridCol w:w="2466"/>
-        <w:gridCol w:w="2466"/>
-        <w:gridCol w:w="2466"/>
-      </w:tblGrid>
-      <w:tr>
-        <w:trPr>
-          <w:tblHeader w:val="true"/>
-        </w:trPr>
-        <w:tc>
-          <w:tcPr>
-            <w:tcW w:type="dxa" w:w="2466"/>
-            <w:shd w:val="clear" w:fill="1F4E79"/>
-          </w:tcPr>
-          <w:p>
-            <w:pPr>
-              <w:spacing w:after="20"/>
-            </w:pPr>
-            <w:r/>
-            <w:r>
-              <w:rPr>
-                <w:rFonts w:ascii="Times New Roman" w:hAnsi="Times New Roman" w:eastAsia="黑体"/>
-                <w:b/>
-                <w:color w:val="FFFFFF"/>
-                <w:sz w:val="21"/>
-              </w:rPr>
-              <w:t>位置</w:t>
-            </w:r>
-          </w:p>
-        </w:tc>
-        <w:tc>
-          <w:tcPr>
-            <w:tcW w:type="dxa" w:w="2466"/>
-            <w:shd w:val="clear" w:fill="1F4E79"/>
-          </w:tcPr>
-          <w:p>
-            <w:pPr>
-              <w:spacing w:after="20"/>
-            </w:pPr>
-            <w:r/>
-            <w:r>
-              <w:rPr>
-                <w:rFonts w:ascii="Times New Roman" w:hAnsi="Times New Roman" w:eastAsia="黑体"/>
-                <w:b/>
-                <w:color w:val="FFFFFF"/>
-                <w:sz w:val="21"/>
-              </w:rPr>
-              <w:t>考什么</w:t>
-            </w:r>
-          </w:p>
-        </w:tc>
-        <w:tc>
-          <w:tcPr>
-            <w:tcW w:type="dxa" w:w="2466"/>
-            <w:shd w:val="clear" w:fill="1F4E79"/>
-          </w:tcPr>
-          <w:p>
-            <w:pPr>
-              <w:spacing w:after="20"/>
-            </w:pPr>
-            <w:r/>
-            <w:r>
-              <w:rPr>
-                <w:rFonts w:ascii="Times New Roman" w:hAnsi="Times New Roman" w:eastAsia="黑体"/>
-                <w:b/>
-                <w:color w:val="FFFFFF"/>
-                <w:sz w:val="21"/>
-              </w:rPr>
-              <w:t>分值</w:t>
-            </w:r>
-          </w:p>
-        </w:tc>
-        <w:tc>
-          <w:tcPr>
-            <w:tcW w:type="dxa" w:w="2466"/>
-            <w:shd w:val="clear" w:fill="1F4E79"/>
-          </w:tcPr>
-          <w:p>
-            <w:pPr>
-              <w:spacing w:after="20"/>
-            </w:pPr>
-            <w:r/>
-            <w:r>
-              <w:rPr>
-                <w:rFonts w:ascii="Times New Roman" w:hAnsi="Times New Roman" w:eastAsia="黑体"/>
-                <w:b/>
-                <w:color w:val="FFFFFF"/>
-                <w:sz w:val="21"/>
-              </w:rPr>
-              <w:t>说明</w:t>
-            </w:r>
-          </w:p>
-        </w:tc>
-      </w:tr>
-      <w:tr>
-        <w:tc>
-          <w:tcPr>
-            <w:tcW w:type="dxa" w:w="2466"/>
-          </w:tcPr>
-          <w:p>
-            <w:pPr>
-              <w:spacing w:after="20"/>
-            </w:pPr>
-            <w:r>
-              <w:rPr>
-                <w:rFonts w:ascii="Times New Roman" w:hAnsi="Times New Roman" w:eastAsia="宋体"/>
-                <w:b w:val="0"/>
-                <w:sz w:val="21"/>
-              </w:rPr>
-              <w:t>选择第 1 题</w:t>
-            </w:r>
-          </w:p>
-        </w:tc>
-        <w:tc>
-          <w:tcPr>
-            <w:tcW w:type="dxa" w:w="2466"/>
-          </w:tcPr>
-          <w:p>
-            <w:pPr>
-              <w:spacing w:after="20"/>
-            </w:pPr>
-            <w:r>
-              <w:rPr>
-                <w:rFonts w:ascii="Times New Roman" w:hAnsi="Times New Roman" w:eastAsia="宋体"/>
-                <w:b w:val="0"/>
-                <w:sz w:val="21"/>
-              </w:rPr>
-              <w:t>有理数加减乘除</w:t>
-            </w:r>
-          </w:p>
-        </w:tc>
-        <w:tc>
-          <w:tcPr>
-            <w:tcW w:type="dxa" w:w="2466"/>
-          </w:tcPr>
-          <w:p>
-            <w:pPr>
-              <w:spacing w:after="20"/>
-            </w:pPr>
-            <w:r>
-              <w:rPr>
-                <w:rFonts w:ascii="Times New Roman" w:hAnsi="Times New Roman" w:eastAsia="宋体"/>
-                <w:b w:val="0"/>
-                <w:sz w:val="21"/>
-              </w:rPr>
-              <w:t>3 分</w:t>
-            </w:r>
-          </w:p>
-        </w:tc>
-        <w:tc>
-          <w:tcPr>
-            <w:tcW w:type="dxa" w:w="2466"/>
-          </w:tcPr>
-          <w:p>
-            <w:pPr>
-              <w:spacing w:after="20"/>
-            </w:pPr>
-            <w:r>
-              <w:rPr>
-                <w:rFonts w:ascii="Times New Roman" w:hAnsi="Times New Roman" w:eastAsia="宋体"/>
-                <w:b w:val="0"/>
-                <w:sz w:val="21"/>
-              </w:rPr>
-              <w:t>全卷最简单的送分题</w:t>
-            </w:r>
-          </w:p>
-        </w:tc>
-      </w:tr>
-      <w:tr>
-        <w:tc>
-          <w:tcPr>
-            <w:tcW w:type="dxa" w:w="2466"/>
-          </w:tcPr>
-          <w:p>
-            <w:pPr>
-              <w:spacing w:after="20"/>
-            </w:pPr>
-            <w:r>
-              <w:rPr>
-                <w:rFonts w:ascii="Times New Roman" w:hAnsi="Times New Roman" w:eastAsia="宋体"/>
-                <w:b w:val="0"/>
-                <w:sz w:val="21"/>
-              </w:rPr>
-              <w:t>选择第 2—7 题</w:t>
-            </w:r>
-          </w:p>
-        </w:tc>
-        <w:tc>
-          <w:tcPr>
-            <w:tcW w:type="dxa" w:w="2466"/>
-          </w:tcPr>
-          <w:p>
-            <w:pPr>
-              <w:spacing w:after="20"/>
-            </w:pPr>
-            <w:r>
-              <w:rPr>
-                <w:rFonts w:ascii="Times New Roman" w:hAnsi="Times New Roman" w:eastAsia="宋体"/>
-                <w:b w:val="0"/>
-                <w:sz w:val="21"/>
-              </w:rPr>
-              <w:t>三视图、轴对称、科学记数法、根式估值、特殊角三角函数、分式运算</w:t>
-            </w:r>
-          </w:p>
-        </w:tc>
-        <w:tc>
-          <w:tcPr>
-            <w:tcW w:type="dxa" w:w="2466"/>
-          </w:tcPr>
-          <w:p>
-            <w:pPr>
-              <w:spacing w:after="20"/>
-            </w:pPr>
-            <w:r>
-              <w:rPr>
-                <w:rFonts w:ascii="Times New Roman" w:hAnsi="Times New Roman" w:eastAsia="宋体"/>
-                <w:b w:val="0"/>
-                <w:sz w:val="21"/>
-              </w:rPr>
-              <w:t>每题 3 分</w:t>
-            </w:r>
-          </w:p>
-        </w:tc>
-        <w:tc>
-          <w:tcPr>
-            <w:tcW w:type="dxa" w:w="2466"/>
-          </w:tcPr>
-          <w:p>
-            <w:pPr>
-              <w:spacing w:after="20"/>
-            </w:pPr>
-            <w:r>
-              <w:rPr>
-                <w:rFonts w:ascii="Times New Roman" w:hAnsi="Times New Roman" w:eastAsia="宋体"/>
-                <w:b w:val="0"/>
-                <w:sz w:val="21"/>
-              </w:rPr>
-              <w:t>都是固定考点，反复练就能稳拿</w:t>
-            </w:r>
-          </w:p>
-        </w:tc>
-      </w:tr>
-      <w:tr>
-        <w:tc>
-          <w:tcPr>
-            <w:tcW w:type="dxa" w:w="2466"/>
-          </w:tcPr>
-          <w:p>
-            <w:pPr>
-              <w:spacing w:after="20"/>
-            </w:pPr>
-            <w:r>
-              <w:rPr>
-                <w:rFonts w:ascii="Times New Roman" w:hAnsi="Times New Roman" w:eastAsia="宋体"/>
-                <w:b w:val="0"/>
-                <w:sz w:val="21"/>
-              </w:rPr>
-              <w:t>选择第 8—11 题</w:t>
-            </w:r>
-          </w:p>
-        </w:tc>
-        <w:tc>
-          <w:tcPr>
-            <w:tcW w:type="dxa" w:w="2466"/>
-          </w:tcPr>
-          <w:p>
-            <w:pPr>
-              <w:spacing w:after="20"/>
-            </w:pPr>
-            <w:r>
-              <w:rPr>
-                <w:rFonts w:ascii="Times New Roman" w:hAnsi="Times New Roman" w:eastAsia="宋体"/>
-                <w:b w:val="0"/>
-                <w:sz w:val="21"/>
-              </w:rPr>
-              <w:t>反比例函数、方程（含古文应用题）、尺规作图、旋转</w:t>
-            </w:r>
-          </w:p>
-        </w:tc>
-        <w:tc>
-          <w:tcPr>
-            <w:tcW w:type="dxa" w:w="2466"/>
-          </w:tcPr>
-          <w:p>
-            <w:pPr>
-              <w:spacing w:after="20"/>
-            </w:pPr>
-            <w:r>
-              <w:rPr>
-                <w:rFonts w:ascii="Times New Roman" w:hAnsi="Times New Roman" w:eastAsia="宋体"/>
-                <w:b w:val="0"/>
-                <w:sz w:val="21"/>
-              </w:rPr>
-              <w:t>每题 3 分</w:t>
-            </w:r>
-          </w:p>
-        </w:tc>
-        <w:tc>
-          <w:tcPr>
-            <w:tcW w:type="dxa" w:w="2466"/>
-          </w:tcPr>
-          <w:p>
-            <w:pPr>
-              <w:spacing w:after="20"/>
-            </w:pPr>
-            <w:r>
-              <w:rPr>
-                <w:rFonts w:ascii="Times New Roman" w:hAnsi="Times New Roman" w:eastAsia="宋体"/>
-                <w:b w:val="0"/>
-                <w:sz w:val="21"/>
-              </w:rPr>
-              <w:t>中档难度，都有固定解题套路</w:t>
-            </w:r>
-          </w:p>
-        </w:tc>
-      </w:tr>
-      <w:tr>
-        <w:tc>
-          <w:tcPr>
-            <w:tcW w:type="dxa" w:w="2466"/>
-          </w:tcPr>
-          <w:p>
-            <w:pPr>
-              <w:spacing w:after="20"/>
-            </w:pPr>
-            <w:r>
-              <w:rPr>
-                <w:rFonts w:ascii="Times New Roman" w:hAnsi="Times New Roman" w:eastAsia="宋体"/>
-                <w:b w:val="0"/>
-                <w:sz w:val="21"/>
-              </w:rPr>
-              <w:t>填空第 13—17 题</w:t>
-            </w:r>
-          </w:p>
-        </w:tc>
-        <w:tc>
-          <w:tcPr>
-            <w:tcW w:type="dxa" w:w="2466"/>
-          </w:tcPr>
-          <w:p>
-            <w:pPr>
-              <w:spacing w:after="20"/>
-            </w:pPr>
-            <w:r>
-              <w:rPr>
-                <w:rFonts w:ascii="Times New Roman" w:hAnsi="Times New Roman" w:eastAsia="宋体"/>
-                <w:b w:val="0"/>
-                <w:sz w:val="21"/>
-              </w:rPr>
-              <w:t>概率、幂运算、根式公式、一次函数、几何图形计算</w:t>
-            </w:r>
-          </w:p>
-        </w:tc>
-        <w:tc>
-          <w:tcPr>
-            <w:tcW w:type="dxa" w:w="2466"/>
-          </w:tcPr>
-          <w:p>
-            <w:pPr>
-              <w:spacing w:after="20"/>
-            </w:pPr>
-            <w:r>
-              <w:rPr>
-                <w:rFonts w:ascii="Times New Roman" w:hAnsi="Times New Roman" w:eastAsia="宋体"/>
-                <w:b w:val="0"/>
-                <w:sz w:val="21"/>
-              </w:rPr>
-              <w:t>每题 3 分</w:t>
-            </w:r>
-          </w:p>
-        </w:tc>
-        <w:tc>
-          <w:tcPr>
-            <w:tcW w:type="dxa" w:w="2466"/>
-          </w:tcPr>
-          <w:p>
-            <w:pPr>
-              <w:spacing w:after="20"/>
-            </w:pPr>
-            <w:r>
-              <w:rPr>
-                <w:rFonts w:ascii="Times New Roman" w:hAnsi="Times New Roman" w:eastAsia="宋体"/>
-                <w:b w:val="0"/>
-                <w:sz w:val="21"/>
-              </w:rPr>
-              <w:t>题型固定，第 17 题稍难</w:t>
-            </w:r>
-          </w:p>
-        </w:tc>
-      </w:tr>
-      <w:tr>
-        <w:tc>
-          <w:tcPr>
-            <w:tcW w:type="dxa" w:w="2466"/>
-          </w:tcPr>
-          <w:p>
-            <w:pPr>
-              <w:spacing w:after="20"/>
-            </w:pPr>
-            <w:r>
-              <w:rPr>
-                <w:rFonts w:ascii="Times New Roman" w:hAnsi="Times New Roman" w:eastAsia="宋体"/>
-                <w:b w:val="0"/>
-                <w:sz w:val="21"/>
-              </w:rPr>
-              <w:t>解答第 19 题</w:t>
-            </w:r>
-          </w:p>
-        </w:tc>
-        <w:tc>
-          <w:tcPr>
-            <w:tcW w:type="dxa" w:w="2466"/>
-          </w:tcPr>
-          <w:p>
-            <w:pPr>
-              <w:spacing w:after="20"/>
-            </w:pPr>
-            <w:r>
-              <w:rPr>
-                <w:rFonts w:ascii="Times New Roman" w:hAnsi="Times New Roman" w:eastAsia="宋体"/>
-                <w:b w:val="0"/>
-                <w:sz w:val="21"/>
-              </w:rPr>
-              <w:t>解不等式组</w:t>
-            </w:r>
-          </w:p>
-        </w:tc>
-        <w:tc>
-          <w:tcPr>
-            <w:tcW w:type="dxa" w:w="2466"/>
-          </w:tcPr>
-          <w:p>
-            <w:pPr>
-              <w:spacing w:after="20"/>
-            </w:pPr>
-            <w:r>
-              <w:rPr>
-                <w:rFonts w:ascii="Times New Roman" w:hAnsi="Times New Roman" w:eastAsia="宋体"/>
-                <w:b w:val="0"/>
-                <w:sz w:val="21"/>
-              </w:rPr>
-              <w:t>8 分</w:t>
-            </w:r>
-          </w:p>
-        </w:tc>
-        <w:tc>
-          <w:tcPr>
-            <w:tcW w:type="dxa" w:w="2466"/>
-          </w:tcPr>
-          <w:p>
-            <w:pPr>
-              <w:spacing w:after="20"/>
-            </w:pPr>
-            <w:r>
-              <w:rPr>
-                <w:rFonts w:ascii="Times New Roman" w:hAnsi="Times New Roman" w:eastAsia="宋体"/>
-                <w:b w:val="0"/>
-                <w:sz w:val="21"/>
-              </w:rPr>
-              <w:t>按固定格式填写，属于送分题</w:t>
-            </w:r>
-          </w:p>
-        </w:tc>
-      </w:tr>
-      <w:tr>
-        <w:tc>
-          <w:tcPr>
-            <w:tcW w:type="dxa" w:w="2466"/>
-          </w:tcPr>
-          <w:p>
-            <w:pPr>
-              <w:spacing w:after="20"/>
-            </w:pPr>
-            <w:r>
-              <w:rPr>
-                <w:rFonts w:ascii="Times New Roman" w:hAnsi="Times New Roman" w:eastAsia="宋体"/>
-                <w:b w:val="0"/>
-                <w:sz w:val="21"/>
-              </w:rPr>
-              <w:t>解答第 20 题</w:t>
-            </w:r>
-          </w:p>
-        </w:tc>
-        <w:tc>
-          <w:tcPr>
-            <w:tcW w:type="dxa" w:w="2466"/>
-          </w:tcPr>
-          <w:p>
-            <w:pPr>
-              <w:spacing w:after="20"/>
-            </w:pPr>
-            <w:r>
-              <w:rPr>
-                <w:rFonts w:ascii="Times New Roman" w:hAnsi="Times New Roman" w:eastAsia="宋体"/>
-                <w:b w:val="0"/>
-                <w:sz w:val="21"/>
-              </w:rPr>
-              <w:t>统计（平均数、众数、中位数）</w:t>
-            </w:r>
-          </w:p>
-        </w:tc>
-        <w:tc>
-          <w:tcPr>
-            <w:tcW w:type="dxa" w:w="2466"/>
-          </w:tcPr>
-          <w:p>
-            <w:pPr>
-              <w:spacing w:after="20"/>
-            </w:pPr>
-            <w:r>
-              <w:rPr>
-                <w:rFonts w:ascii="Times New Roman" w:hAnsi="Times New Roman" w:eastAsia="宋体"/>
-                <w:b w:val="0"/>
-                <w:sz w:val="21"/>
-              </w:rPr>
-              <w:t>8 分</w:t>
-            </w:r>
-          </w:p>
-        </w:tc>
-        <w:tc>
-          <w:tcPr>
-            <w:tcW w:type="dxa" w:w="2466"/>
-          </w:tcPr>
-          <w:p>
-            <w:pPr>
-              <w:spacing w:after="20"/>
-            </w:pPr>
-            <w:r>
-              <w:rPr>
-                <w:rFonts w:ascii="Times New Roman" w:hAnsi="Times New Roman" w:eastAsia="宋体"/>
-                <w:b w:val="0"/>
-                <w:sz w:val="21"/>
-              </w:rPr>
-              <w:t>套路固定，背景年年换、做法不变</w:t>
-            </w:r>
-          </w:p>
-        </w:tc>
-      </w:tr>
-      <w:tr>
-        <w:tc>
-          <w:tcPr>
-            <w:tcW w:type="dxa" w:w="2466"/>
-          </w:tcPr>
-          <w:p>
-            <w:pPr>
-              <w:spacing w:after="20"/>
-            </w:pPr>
-            <w:r>
-              <w:rPr>
-                <w:rFonts w:ascii="Times New Roman" w:hAnsi="Times New Roman" w:eastAsia="宋体"/>
-                <w:b w:val="0"/>
-                <w:sz w:val="21"/>
-              </w:rPr>
-              <w:t>解答第 21—23 题</w:t>
-            </w:r>
-          </w:p>
-        </w:tc>
-        <w:tc>
-          <w:tcPr>
-            <w:tcW w:type="dxa" w:w="2466"/>
-          </w:tcPr>
-          <w:p>
-            <w:pPr>
-              <w:spacing w:after="20"/>
-            </w:pPr>
-            <w:r>
-              <w:rPr>
-                <w:rFonts w:ascii="Times New Roman" w:hAnsi="Times New Roman" w:eastAsia="宋体"/>
-                <w:b w:val="0"/>
-                <w:sz w:val="21"/>
-              </w:rPr>
-              <w:t>圆的证明、解直角三角形测高、一次函数行程应用</w:t>
-            </w:r>
-          </w:p>
-        </w:tc>
-        <w:tc>
-          <w:tcPr>
-            <w:tcW w:type="dxa" w:w="2466"/>
-          </w:tcPr>
-          <w:p>
-            <w:pPr>
-              <w:spacing w:after="20"/>
-            </w:pPr>
-            <w:r>
-              <w:rPr>
-                <w:rFonts w:ascii="Times New Roman" w:hAnsi="Times New Roman" w:eastAsia="宋体"/>
-                <w:b w:val="0"/>
-                <w:sz w:val="21"/>
-              </w:rPr>
-              <w:t>每题 10 分</w:t>
-            </w:r>
-          </w:p>
-        </w:tc>
-        <w:tc>
-          <w:tcPr>
-            <w:tcW w:type="dxa" w:w="2466"/>
-          </w:tcPr>
-          <w:p>
-            <w:pPr>
-              <w:spacing w:after="20"/>
-            </w:pPr>
-            <w:r>
-              <w:rPr>
-                <w:rFonts w:ascii="Times New Roman" w:hAnsi="Times New Roman" w:eastAsia="宋体"/>
-                <w:b w:val="0"/>
-                <w:sz w:val="21"/>
-              </w:rPr>
-              <w:t>每题第一问都比较基础，应争取拿全</w:t>
-            </w:r>
-          </w:p>
-        </w:tc>
-      </w:tr>
-    </w:tbl>
     <w:p>
       <w:r>
-        <w:rPr>
-          <w:rFonts w:ascii="Times New Roman" w:hAnsi="Times New Roman" w:eastAsia="宋体"/>
-          <w:b w:val="0"/>
-          <w:sz w:val="23"/>
-        </w:rPr>
-        <w:t xml:space="preserve">这部分加起来约 </w:t>
-      </w:r>
-      <w:r>
-        <w:rPr>
-          <w:rFonts w:ascii="Times New Roman" w:hAnsi="Times New Roman" w:eastAsia="宋体"/>
-          <w:b/>
-          <w:sz w:val="23"/>
-        </w:rPr>
-        <w:t>80 分</w:t>
-      </w:r>
-      <w:r>
-        <w:rPr>
-          <w:rFonts w:ascii="Times New Roman" w:hAnsi="Times New Roman" w:eastAsia="宋体"/>
-          <w:b w:val="0"/>
-          <w:sz w:val="23"/>
-        </w:rPr>
-        <w:t>。基础薄弱的孩子，先把这里面的题练到不丢分，是提分最快的一条路。</w:t>
+        <w:t>目前保留的候选记录，不等于已确认的真题事实。以后只有补齐题面、答案、来源定位和核验日期，才能重新统计频次；“尚未核实”也不代表这个考点没有考过。</w:t>
       </w:r>
     </w:p>
     <w:p>
       <w:pPr>
-        <w:shd w:val="clear" w:fill="DEEBF7"/>
-        <w:spacing w:before="240" w:after="100"/>
+        <w:pStyle w:val="Heading1"/>
       </w:pPr>
       <w:r>
-        <w:rPr>
-          <w:rFonts w:ascii="Times New Roman" w:hAnsi="Times New Roman" w:eastAsia="黑体"/>
-          <w:b/>
-          <w:color w:val="1F3A5F"/>
-          <w:sz w:val="27"/>
-        </w:rPr>
-        <w:t>三、哪些题用来拉开差距（量力而行）</w:t>
-      </w:r>
-    </w:p>
-    <w:tbl>
-      <w:tblPr>
-        <w:tblStyle w:val="TableGrid"/>
-        <w:tblW w:type="auto" w:w="0"/>
-        <w:tblLook w:firstColumn="1" w:firstRow="1" w:lastColumn="0" w:lastRow="0" w:noHBand="0" w:noVBand="1" w:val="04A0"/>
-      </w:tblPr>
-      <w:tblGrid>
-        <w:gridCol w:w="2466"/>
-        <w:gridCol w:w="2466"/>
-        <w:gridCol w:w="2466"/>
-        <w:gridCol w:w="2466"/>
-      </w:tblGrid>
-      <w:tr>
-        <w:trPr>
-          <w:tblHeader w:val="true"/>
-        </w:trPr>
-        <w:tc>
-          <w:tcPr>
-            <w:tcW w:type="dxa" w:w="2466"/>
-            <w:shd w:val="clear" w:fill="1F4E79"/>
-          </w:tcPr>
-          <w:p>
-            <w:pPr>
-              <w:spacing w:after="20"/>
-            </w:pPr>
-            <w:r/>
-            <w:r>
-              <w:rPr>
-                <w:rFonts w:ascii="Times New Roman" w:hAnsi="Times New Roman" w:eastAsia="黑体"/>
-                <w:b/>
-                <w:color w:val="FFFFFF"/>
-                <w:sz w:val="21"/>
-              </w:rPr>
-              <w:t>位置</w:t>
-            </w:r>
-          </w:p>
-        </w:tc>
-        <w:tc>
-          <w:tcPr>
-            <w:tcW w:type="dxa" w:w="2466"/>
-            <w:shd w:val="clear" w:fill="1F4E79"/>
-          </w:tcPr>
-          <w:p>
-            <w:pPr>
-              <w:spacing w:after="20"/>
-            </w:pPr>
-            <w:r/>
-            <w:r>
-              <w:rPr>
-                <w:rFonts w:ascii="Times New Roman" w:hAnsi="Times New Roman" w:eastAsia="黑体"/>
-                <w:b/>
-                <w:color w:val="FFFFFF"/>
-                <w:sz w:val="21"/>
-              </w:rPr>
-              <w:t>考什么</w:t>
-            </w:r>
-          </w:p>
-        </w:tc>
-        <w:tc>
-          <w:tcPr>
-            <w:tcW w:type="dxa" w:w="2466"/>
-            <w:shd w:val="clear" w:fill="1F4E79"/>
-          </w:tcPr>
-          <w:p>
-            <w:pPr>
-              <w:spacing w:after="20"/>
-            </w:pPr>
-            <w:r/>
-            <w:r>
-              <w:rPr>
-                <w:rFonts w:ascii="Times New Roman" w:hAnsi="Times New Roman" w:eastAsia="黑体"/>
-                <w:b/>
-                <w:color w:val="FFFFFF"/>
-                <w:sz w:val="21"/>
-              </w:rPr>
-              <w:t>分值</w:t>
-            </w:r>
-          </w:p>
-        </w:tc>
-        <w:tc>
-          <w:tcPr>
-            <w:tcW w:type="dxa" w:w="2466"/>
-            <w:shd w:val="clear" w:fill="1F4E79"/>
-          </w:tcPr>
-          <w:p>
-            <w:pPr>
-              <w:spacing w:after="20"/>
-            </w:pPr>
-            <w:r/>
-            <w:r>
-              <w:rPr>
-                <w:rFonts w:ascii="Times New Roman" w:hAnsi="Times New Roman" w:eastAsia="黑体"/>
-                <w:b/>
-                <w:color w:val="FFFFFF"/>
-                <w:sz w:val="21"/>
-              </w:rPr>
-              <w:t>建议</w:t>
-            </w:r>
-          </w:p>
-        </w:tc>
-      </w:tr>
-      <w:tr>
-        <w:tc>
-          <w:tcPr>
-            <w:tcW w:type="dxa" w:w="2466"/>
-          </w:tcPr>
-          <w:p>
-            <w:pPr>
-              <w:spacing w:after="20"/>
-            </w:pPr>
-            <w:r>
-              <w:rPr>
-                <w:rFonts w:ascii="Times New Roman" w:hAnsi="Times New Roman" w:eastAsia="宋体"/>
-                <w:b w:val="0"/>
-                <w:sz w:val="21"/>
-              </w:rPr>
-              <w:t>填空第 18 题</w:t>
-            </w:r>
-          </w:p>
-        </w:tc>
-        <w:tc>
-          <w:tcPr>
-            <w:tcW w:type="dxa" w:w="2466"/>
-          </w:tcPr>
-          <w:p>
-            <w:pPr>
-              <w:spacing w:after="20"/>
-            </w:pPr>
-            <w:r>
-              <w:rPr>
-                <w:rFonts w:ascii="Times New Roman" w:hAnsi="Times New Roman" w:eastAsia="宋体"/>
-                <w:b w:val="0"/>
-                <w:sz w:val="21"/>
-              </w:rPr>
-              <w:t>网格作图（只用无刻度直尺作图）</w:t>
-            </w:r>
-          </w:p>
-        </w:tc>
-        <w:tc>
-          <w:tcPr>
-            <w:tcW w:type="dxa" w:w="2466"/>
-          </w:tcPr>
-          <w:p>
-            <w:pPr>
-              <w:spacing w:after="20"/>
-            </w:pPr>
-            <w:r>
-              <w:rPr>
-                <w:rFonts w:ascii="Times New Roman" w:hAnsi="Times New Roman" w:eastAsia="宋体"/>
-                <w:b w:val="0"/>
-                <w:sz w:val="21"/>
-              </w:rPr>
-              <w:t>3 分</w:t>
-            </w:r>
-          </w:p>
-        </w:tc>
-        <w:tc>
-          <w:tcPr>
-            <w:tcW w:type="dxa" w:w="2466"/>
-          </w:tcPr>
-          <w:p>
-            <w:pPr>
-              <w:spacing w:after="20"/>
-            </w:pPr>
-            <w:r>
-              <w:rPr>
-                <w:rFonts w:ascii="Times New Roman" w:hAnsi="Times New Roman" w:eastAsia="宋体"/>
-                <w:b w:val="0"/>
-                <w:sz w:val="21"/>
-              </w:rPr>
-              <w:t>天津独有、难度大，可放在后面攻</w:t>
-            </w:r>
-          </w:p>
-        </w:tc>
-      </w:tr>
-      <w:tr>
-        <w:tc>
-          <w:tcPr>
-            <w:tcW w:type="dxa" w:w="2466"/>
-          </w:tcPr>
-          <w:p>
-            <w:pPr>
-              <w:spacing w:after="20"/>
-            </w:pPr>
-            <w:r>
-              <w:rPr>
-                <w:rFonts w:ascii="Times New Roman" w:hAnsi="Times New Roman" w:eastAsia="宋体"/>
-                <w:b w:val="0"/>
-                <w:sz w:val="21"/>
-              </w:rPr>
-              <w:t>选择第 12 题</w:t>
-            </w:r>
-          </w:p>
-        </w:tc>
-        <w:tc>
-          <w:tcPr>
-            <w:tcW w:type="dxa" w:w="2466"/>
-          </w:tcPr>
-          <w:p>
-            <w:pPr>
-              <w:spacing w:after="20"/>
-            </w:pPr>
-            <w:r>
-              <w:rPr>
-                <w:rFonts w:ascii="Times New Roman" w:hAnsi="Times New Roman" w:eastAsia="宋体"/>
-                <w:b w:val="0"/>
-                <w:sz w:val="21"/>
-              </w:rPr>
-              <w:t>选择压轴（近两年考动点问题）</w:t>
-            </w:r>
-          </w:p>
-        </w:tc>
-        <w:tc>
-          <w:tcPr>
-            <w:tcW w:type="dxa" w:w="2466"/>
-          </w:tcPr>
-          <w:p>
-            <w:pPr>
-              <w:spacing w:after="20"/>
-            </w:pPr>
-            <w:r>
-              <w:rPr>
-                <w:rFonts w:ascii="Times New Roman" w:hAnsi="Times New Roman" w:eastAsia="宋体"/>
-                <w:b w:val="0"/>
-                <w:sz w:val="21"/>
-              </w:rPr>
-              <w:t>3 分</w:t>
-            </w:r>
-          </w:p>
-        </w:tc>
-        <w:tc>
-          <w:tcPr>
-            <w:tcW w:type="dxa" w:w="2466"/>
-          </w:tcPr>
-          <w:p>
-            <w:pPr>
-              <w:spacing w:after="20"/>
-            </w:pPr>
-            <w:r>
-              <w:rPr>
-                <w:rFonts w:ascii="Times New Roman" w:hAnsi="Times New Roman" w:eastAsia="宋体"/>
-                <w:b w:val="0"/>
-                <w:sz w:val="21"/>
-              </w:rPr>
-              <w:t>综合性强，先用特殊值、排除法</w:t>
-            </w:r>
-          </w:p>
-        </w:tc>
-      </w:tr>
-      <w:tr>
-        <w:tc>
-          <w:tcPr>
-            <w:tcW w:type="dxa" w:w="2466"/>
-          </w:tcPr>
-          <w:p>
-            <w:pPr>
-              <w:spacing w:after="20"/>
-            </w:pPr>
-            <w:r>
-              <w:rPr>
-                <w:rFonts w:ascii="Times New Roman" w:hAnsi="Times New Roman" w:eastAsia="宋体"/>
-                <w:b w:val="0"/>
-                <w:sz w:val="21"/>
-              </w:rPr>
-              <w:t>解答第 24 题</w:t>
-            </w:r>
-          </w:p>
-        </w:tc>
-        <w:tc>
-          <w:tcPr>
-            <w:tcW w:type="dxa" w:w="2466"/>
-          </w:tcPr>
-          <w:p>
-            <w:pPr>
-              <w:spacing w:after="20"/>
-            </w:pPr>
-            <w:r>
-              <w:rPr>
-                <w:rFonts w:ascii="Times New Roman" w:hAnsi="Times New Roman" w:eastAsia="宋体"/>
-                <w:b w:val="0"/>
-                <w:sz w:val="21"/>
-              </w:rPr>
-              <w:t>几何综合（图形折叠、平移）</w:t>
-            </w:r>
-          </w:p>
-        </w:tc>
-        <w:tc>
-          <w:tcPr>
-            <w:tcW w:type="dxa" w:w="2466"/>
-          </w:tcPr>
-          <w:p>
-            <w:pPr>
-              <w:spacing w:after="20"/>
-            </w:pPr>
-            <w:r>
-              <w:rPr>
-                <w:rFonts w:ascii="Times New Roman" w:hAnsi="Times New Roman" w:eastAsia="宋体"/>
-                <w:b w:val="0"/>
-                <w:sz w:val="21"/>
-              </w:rPr>
-              <w:t>10 分</w:t>
-            </w:r>
-          </w:p>
-        </w:tc>
-        <w:tc>
-          <w:tcPr>
-            <w:tcW w:type="dxa" w:w="2466"/>
-          </w:tcPr>
-          <w:p>
-            <w:pPr>
-              <w:spacing w:after="20"/>
-            </w:pPr>
-            <w:r>
-              <w:rPr>
-                <w:rFonts w:ascii="Times New Roman" w:hAnsi="Times New Roman" w:eastAsia="宋体"/>
-                <w:b w:val="0"/>
-                <w:sz w:val="21"/>
-              </w:rPr>
-              <w:t>第一问通常能做，最后一问较难</w:t>
-            </w:r>
-          </w:p>
-        </w:tc>
-      </w:tr>
-      <w:tr>
-        <w:tc>
-          <w:tcPr>
-            <w:tcW w:type="dxa" w:w="2466"/>
-          </w:tcPr>
-          <w:p>
-            <w:pPr>
-              <w:spacing w:after="20"/>
-            </w:pPr>
-            <w:r>
-              <w:rPr>
-                <w:rFonts w:ascii="Times New Roman" w:hAnsi="Times New Roman" w:eastAsia="宋体"/>
-                <w:b w:val="0"/>
-                <w:sz w:val="21"/>
-              </w:rPr>
-              <w:t>解答第 25 题</w:t>
-            </w:r>
-          </w:p>
-        </w:tc>
-        <w:tc>
-          <w:tcPr>
-            <w:tcW w:type="dxa" w:w="2466"/>
-          </w:tcPr>
-          <w:p>
-            <w:pPr>
-              <w:spacing w:after="20"/>
-            </w:pPr>
-            <w:r>
-              <w:rPr>
-                <w:rFonts w:ascii="Times New Roman" w:hAnsi="Times New Roman" w:eastAsia="宋体"/>
-                <w:b w:val="0"/>
-                <w:sz w:val="21"/>
-              </w:rPr>
-              <w:t>二次函数压轴</w:t>
-            </w:r>
-          </w:p>
-        </w:tc>
-        <w:tc>
-          <w:tcPr>
-            <w:tcW w:type="dxa" w:w="2466"/>
-          </w:tcPr>
-          <w:p>
-            <w:pPr>
-              <w:spacing w:after="20"/>
-            </w:pPr>
-            <w:r>
-              <w:rPr>
-                <w:rFonts w:ascii="Times New Roman" w:hAnsi="Times New Roman" w:eastAsia="宋体"/>
-                <w:b w:val="0"/>
-                <w:sz w:val="21"/>
-              </w:rPr>
-              <w:t>10 分</w:t>
-            </w:r>
-          </w:p>
-        </w:tc>
-        <w:tc>
-          <w:tcPr>
-            <w:tcW w:type="dxa" w:w="2466"/>
-          </w:tcPr>
-          <w:p>
-            <w:pPr>
-              <w:spacing w:after="20"/>
-            </w:pPr>
-            <w:r>
-              <w:rPr>
-                <w:rFonts w:ascii="Times New Roman" w:hAnsi="Times New Roman" w:eastAsia="宋体"/>
-                <w:b w:val="0"/>
-                <w:sz w:val="21"/>
-              </w:rPr>
-              <w:t>三问递进，最后一问最难</w:t>
-            </w:r>
-          </w:p>
-        </w:tc>
-      </w:tr>
-    </w:tbl>
-    <w:p>
-      <w:r>
-        <w:rPr>
-          <w:rFonts w:ascii="Times New Roman" w:hAnsi="Times New Roman" w:eastAsia="宋体"/>
-          <w:b w:val="0"/>
-          <w:sz w:val="23"/>
-        </w:rPr>
-        <w:t>这几道题的第一问一般不难，要鼓励孩子拿到；最后一问如果时间不够、基础还不牢，可以先放一放，不必为几分死磕。</w:t>
-      </w:r>
-    </w:p>
-    <w:p>
-      <w:pPr>
-        <w:shd w:val="clear" w:fill="DEEBF7"/>
-        <w:spacing w:before="240" w:after="100"/>
-      </w:pPr>
-      <w:r>
-        <w:rPr>
-          <w:rFonts w:ascii="Times New Roman" w:hAnsi="Times New Roman" w:eastAsia="黑体"/>
-          <w:b/>
-          <w:color w:val="1F3A5F"/>
-          <w:sz w:val="27"/>
-        </w:rPr>
-        <w:t>四、这几年出题的新动向</w:t>
-      </w:r>
-    </w:p>
-    <w:p>
-      <w:pPr>
-        <w:spacing w:after="60"/>
-        <w:ind w:left="340"/>
-      </w:pPr>
-      <w:r>
-        <w:rPr>
-          <w:rFonts w:ascii="Times New Roman" w:hAnsi="Times New Roman" w:eastAsia="宋体"/>
-          <w:b w:val="0"/>
-          <w:sz w:val="23"/>
-        </w:rPr>
-        <w:t>（1）“古文应用题”连续出现：2024《孙子算经》、2025《算学启蒙》、2026《九章算术》。看着是文言文，其实就是列一个简单方程，千万别被文字吓到。</w:t>
-      </w:r>
-    </w:p>
-    <w:p>
-      <w:pPr>
-        <w:spacing w:after="60"/>
-        <w:ind w:left="340"/>
-      </w:pPr>
-      <w:r>
-        <w:rPr>
-          <w:rFonts w:ascii="Times New Roman" w:hAnsi="Times New Roman" w:eastAsia="宋体"/>
-          <w:b w:val="0"/>
-          <w:sz w:val="23"/>
-        </w:rPr>
-        <w:t>（2）选择压轴在变：2025、2026 连续两年从“二次函数结论”改成“动点问题”，要重点练动点。</w:t>
-      </w:r>
-    </w:p>
-    <w:p>
-      <w:pPr>
-        <w:spacing w:after="60"/>
-        <w:ind w:left="340"/>
-      </w:pPr>
-      <w:r>
-        <w:rPr>
-          <w:rFonts w:ascii="Times New Roman" w:hAnsi="Times New Roman" w:eastAsia="宋体"/>
-          <w:b w:val="0"/>
-          <w:sz w:val="23"/>
-        </w:rPr>
-        <w:t>（3）爱用天津本地素材：测高题先后用到世纪钟、海河桥塔、引滦入津纪念碑等；2026 年还加了斜坡，难度略升。</w:t>
-      </w:r>
-    </w:p>
-    <w:p>
-      <w:pPr>
-        <w:spacing w:after="60"/>
-        <w:ind w:left="340"/>
-      </w:pPr>
-      <w:r>
-        <w:rPr>
-          <w:rFonts w:ascii="Times New Roman" w:hAnsi="Times New Roman" w:eastAsia="宋体"/>
-          <w:b w:val="0"/>
-          <w:sz w:val="23"/>
-        </w:rPr>
-        <w:t>（4）整体非常稳定：25 道题的考点和位置五年几乎没变，复习方向很明确。</w:t>
-      </w:r>
-    </w:p>
-    <w:p>
-      <w:pPr>
-        <w:shd w:val="clear" w:fill="DEEBF7"/>
-        <w:spacing w:before="240" w:after="100"/>
-      </w:pPr>
-      <w:r>
-        <w:rPr>
-          <w:rFonts w:ascii="Times New Roman" w:hAnsi="Times New Roman" w:eastAsia="黑体"/>
-          <w:b/>
-          <w:color w:val="1F3A5F"/>
-          <w:sz w:val="27"/>
-        </w:rPr>
-        <w:t>五、给您的补习建议</w:t>
-      </w:r>
-    </w:p>
-    <w:p>
-      <w:pPr>
-        <w:spacing w:after="60"/>
-        <w:ind w:left="340"/>
-      </w:pPr>
-      <w:r>
-        <w:rPr>
-          <w:rFonts w:ascii="Times New Roman" w:hAnsi="Times New Roman" w:eastAsia="宋体"/>
-          <w:b w:val="0"/>
-          <w:sz w:val="23"/>
-        </w:rPr>
-        <w:t>（1）第一步先稳基础盘（目标约 80 分）：把选择前 8 题、填空前 4 题、解答第 19、20 题练熟不丢分，再拿到解答 21、22 题的第一问。</w:t>
-      </w:r>
-    </w:p>
-    <w:p>
-      <w:pPr>
-        <w:spacing w:after="60"/>
-        <w:ind w:left="340"/>
-      </w:pPr>
-      <w:r>
-        <w:rPr>
-          <w:rFonts w:ascii="Times New Roman" w:hAnsi="Times New Roman" w:eastAsia="宋体"/>
-          <w:b w:val="0"/>
-          <w:sz w:val="23"/>
-        </w:rPr>
-        <w:t>（2）第二步争取中档分：攻克解答第 23 题，以及 21、22 题的完整解答。</w:t>
-      </w:r>
-    </w:p>
-    <w:p>
-      <w:pPr>
-        <w:spacing w:after="60"/>
-        <w:ind w:left="340"/>
-      </w:pPr>
-      <w:r>
-        <w:rPr>
-          <w:rFonts w:ascii="Times New Roman" w:hAnsi="Times New Roman" w:eastAsia="宋体"/>
-          <w:b w:val="0"/>
-          <w:sz w:val="23"/>
-        </w:rPr>
-        <w:t>（3）第三步难题量力而行：第 24、25 题和网格作图，能拿多少拿多少，不追求全对。</w:t>
-      </w:r>
-    </w:p>
-    <w:p>
-      <w:pPr>
-        <w:spacing w:after="60"/>
-        <w:ind w:left="340"/>
-      </w:pPr>
-      <w:r>
-        <w:rPr>
-          <w:rFonts w:ascii="Times New Roman" w:hAnsi="Times New Roman" w:eastAsia="宋体"/>
-          <w:b w:val="0"/>
-          <w:sz w:val="23"/>
-        </w:rPr>
-        <w:t>（4）基础薄弱的孩子，不建议一上来就刷压轴题；先把固定套路的基础题做熟，信心和分数都会上来得更快。</w:t>
+        <w:t>五 按错题安排练习</w:t>
       </w:r>
     </w:p>
     <w:p>
       <w:r>
-        <w:rPr>
-          <w:rFonts w:ascii="Times New Roman" w:hAnsi="Times New Roman" w:eastAsia="宋体"/>
-          <w:b w:val="0"/>
-          <w:sz w:val="23"/>
-        </w:rPr>
-        <w:t>总的来说，天津中考数学是一张“套路很稳、努力能看到回报”的卷子。只要把每年必考的基础题和中档题吃透，绝大多数孩子都能拿到让自己满意的分数。咱们一步一步来，不着急。</w:t>
+        <w:t>先选少量近期错题，区分是概念不清、计算错误、读题遗漏还是步骤表达不完整。每次集中解决一个问题，再用同类题检查是否会独立完成。基础稳定后逐步增加综合度，练习目标由实际表现调整。</w:t>
       </w:r>
     </w:p>
     <w:sectPr>
       <w:pgSz w:w="11906" w:h="16838"/>
-      <w:pgMar w:top="1020" w:right="1020" w:bottom="1020" w:left="1020" w:header="720" w:footer="720" w:gutter="0"/>
+      <w:pgMar w:top="907" w:right="850" w:bottom="907" w:left="850" w:header="720" w:footer="720" w:gutter="0"/>
       <w:cols w:space="720"/>
       <w:docGrid w:linePitch="360"/>
     </w:sectPr>
@@ -2068,11 +891,12 @@
     <w:qFormat/>
     <w:rsid w:val="00FC693F"/>
     <w:pPr>
-      <w:spacing w:line="300" w:lineRule="auto" w:after="80"/>
+      <w:spacing w:after="80" w:line="252" w:lineRule="auto"/>
     </w:pPr>
     <w:rPr>
-      <w:rFonts w:ascii="Times New Roman" w:hAnsi="Times New Roman" w:eastAsia="宋体"/>
-      <w:sz w:val="23"/>
+      <w:rFonts w:ascii="Noto Sans CJK SC" w:hAnsi="Noto Sans CJK SC" w:eastAsia="Noto Sans CJK SC"/>
+      <w:color w:val="000000"/>
+      <w:sz w:val="20"/>
     </w:rPr>
   </w:style>
   <w:style w:type="paragraph" w:styleId="Header">
@@ -2130,14 +954,14 @@
     <w:pPr>
       <w:keepNext/>
       <w:keepLines/>
-      <w:spacing w:before="480" w:after="0"/>
+      <w:spacing w:before="160" w:after="80" w:line="269" w:lineRule="auto"/>
       <w:outlineLvl w:val="0"/>
     </w:pPr>
     <w:rPr>
-      <w:rFonts w:asciiTheme="majorHAnsi" w:eastAsiaTheme="majorEastAsia" w:hAnsiTheme="majorHAnsi" w:cstheme="majorBidi"/>
+      <w:rFonts w:asciiTheme="majorHAnsi" w:eastAsiaTheme="majorEastAsia" w:hAnsiTheme="majorHAnsi" w:cstheme="majorBidi" w:ascii="Noto Sans CJK SC" w:hAnsi="Noto Sans CJK SC" w:eastAsia="Noto Sans CJK SC"/>
       <w:b/>
       <w:bCs/>
-      <w:color w:val="365F91" w:themeColor="accent1" w:themeShade="BF"/>
+      <w:color w:val="000000"/>
       <w:sz w:val="28"/>
       <w:szCs w:val="28"/>
     </w:rPr>
@@ -2154,14 +978,14 @@
     <w:pPr>
       <w:keepNext/>
       <w:keepLines/>
-      <w:spacing w:before="200" w:after="0"/>
+      <w:spacing w:before="200" w:after="100" w:line="269" w:lineRule="auto"/>
       <w:outlineLvl w:val="1"/>
     </w:pPr>
     <w:rPr>
-      <w:rFonts w:asciiTheme="majorHAnsi" w:eastAsiaTheme="majorEastAsia" w:hAnsiTheme="majorHAnsi" w:cstheme="majorBidi"/>
+      <w:rFonts w:asciiTheme="majorHAnsi" w:eastAsiaTheme="majorEastAsia" w:hAnsiTheme="majorHAnsi" w:cstheme="majorBidi" w:ascii="Noto Sans CJK SC" w:hAnsi="Noto Sans CJK SC" w:eastAsia="Noto Sans CJK SC"/>
       <w:b/>
       <w:bCs/>
-      <w:color w:val="4F81BD" w:themeColor="accent1"/>
+      <w:color w:val="000000"/>
       <w:sz w:val="26"/>
       <w:szCs w:val="26"/>
     </w:rPr>
@@ -2178,14 +1002,15 @@
     <w:pPr>
       <w:keepNext/>
       <w:keepLines/>
-      <w:spacing w:before="200" w:after="0"/>
+      <w:spacing w:before="200" w:after="100" w:line="269" w:lineRule="auto"/>
       <w:outlineLvl w:val="2"/>
     </w:pPr>
     <w:rPr>
-      <w:rFonts w:asciiTheme="majorHAnsi" w:eastAsiaTheme="majorEastAsia" w:hAnsiTheme="majorHAnsi" w:cstheme="majorBidi"/>
+      <w:rFonts w:asciiTheme="majorHAnsi" w:eastAsiaTheme="majorEastAsia" w:hAnsiTheme="majorHAnsi" w:cstheme="majorBidi" w:ascii="Noto Sans CJK SC" w:hAnsi="Noto Sans CJK SC" w:eastAsia="Noto Sans CJK SC"/>
       <w:b/>
       <w:bCs/>
-      <w:color w:val="4F81BD" w:themeColor="accent1"/>
+      <w:color w:val="000000"/>
+      <w:sz w:val="22"/>
     </w:rPr>
   </w:style>
   <w:style w:type="paragraph" w:styleId="Heading4">
@@ -2416,18 +1241,15 @@
     <w:qFormat/>
     <w:rsid w:val="00FC693F"/>
     <w:pPr>
-      <w:pBdr>
-        <w:bottom w:val="single" w:sz="8" w:space="4" w:color="4F81BD" w:themeColor="accent1"/>
-      </w:pBdr>
-      <w:spacing w:after="300" w:line="240" w:lineRule="auto"/>
+      <w:spacing w:after="100" w:line="269" w:lineRule="auto"/>
       <w:contextualSpacing/>
     </w:pPr>
     <w:rPr>
-      <w:rFonts w:asciiTheme="majorHAnsi" w:eastAsiaTheme="majorEastAsia" w:hAnsiTheme="majorHAnsi" w:cstheme="majorBidi"/>
-      <w:color w:val="17365D" w:themeColor="text2" w:themeShade="BF"/>
+      <w:rFonts w:asciiTheme="majorHAnsi" w:eastAsiaTheme="majorEastAsia" w:hAnsiTheme="majorHAnsi" w:cstheme="majorBidi" w:ascii="Noto Sans CJK SC" w:hAnsi="Noto Sans CJK SC" w:eastAsia="Noto Sans CJK SC"/>
+      <w:color w:val="000000"/>
       <w:spacing w:val="5"/>
       <w:kern w:val="28"/>
-      <w:sz w:val="52"/>
+      <w:sz w:val="36"/>
       <w:szCs w:val="52"/>
     </w:rPr>
   </w:style>
@@ -2903,9 +1725,6 @@
     <w:qFormat/>
     <w:rsid w:val="00FC693F"/>
     <w:pPr>
-      <w:pBdr>
-        <w:bottom w:val="single" w:sz="4" w:space="4" w:color="4F81BD" w:themeColor="accent1"/>
-      </w:pBdr>
       <w:spacing w:before="200" w:after="280"/>
       <w:ind w:left="936" w:right="936"/>
     </w:pPr>

--- a/真题考点/天津/家长版/天津中考数学_给家长的备考说明_2022-2026.docx
+++ b/真题考点/天津/家长版/天津中考数学_给家长的备考说明_2022-2026.docx
@@ -496,7 +496,7 @@
     </w:p>
     <w:p>
       <w:r>
-        <w:t>旧资料中，2022年第14题的具体算式由答案反推，第17题图形未完整提取，因此不能把相应考点视为已核实。旧“基础盘约80分”列项实际合计60分，也不应作为孩子的保证得分。</w:t>
+        <w:t>旧资料中，2022年第14、17题曾因题面缺失而不能核实；本轮已对照第三方题面与答案补齐，并纠正第12题误写为多选的问题。仅这3题完成核对，不代表整套或五年全部完成。旧“基础盘约80分”列项实际合计60分，也不应作为孩子的保证得分。</w:t>
       </w:r>
     </w:p>
     <w:p>

--- a/真题考点/天津/家长版/天津中考数学_给家长的备考说明_2022-2026.docx
+++ b/真题考点/天津/家长版/天津中考数学_给家长的备考说明_2022-2026.docx
@@ -496,7 +496,7 @@
     </w:p>
     <w:p>
       <w:r>
-        <w:t>旧资料中，2022年第14、17题曾因题面缺失而不能核实；本轮已对照第三方题面与答案补齐，并纠正第12题误写为多选的问题。仅这3题完成核对，不代表整套或五年全部完成。旧“基础盘约80分”列项实际合计60分，也不应作为孩子的保证得分。</w:t>
+        <w:t>2022年25题已逐题核对第三方材料。第18题是等腰直角三角形的网格构造，原“切线”标签有误；第20题没有用样本估计总体的小问，已修正。其余四年100条仍待核实，不能恢复五年频次。旧“基础盘约80分”列项实际合计60分，也不应作为孩子的保证得分。</w:t>
       </w:r>
     </w:p>
     <w:p>
